--- a/resumes/Vineesha_Nalla_Java_Full_Stack_Developer_Resume.docx
+++ b/resumes/Vineesha_Nalla_Java_Full_Stack_Developer_Resume.docx
@@ -234,7 +234,7 @@
         <w:t xml:space="preserve">Languages:  </w:t>
       </w:r>
       <w:r>
-        <w:t>Java (8/11), JavaScript, TypeScript, SQL</w:t>
+        <w:t>Java (8/11/17), JavaScript, TypeScript, SQL</w:t>
       </w:r>
     </w:p>
     <w:p>
